--- a/E-P_Web294-CDC.docx
+++ b/E-P_Web294-CDC.docx
@@ -3944,6 +3944,152 @@
                 <w:rFonts w:ascii="Century Gothic" w:hAnsi="Century Gothic"/>
               </w:rPr>
             </w:pPr>
+            <w:r>
+              <w:rPr>
+                <w:rFonts w:ascii="Century Gothic" w:hAnsi="Century Gothic"/>
+              </w:rPr>
+              <w:t xml:space="preserve"> 14.01.2026</w:t>
+            </w:r>
+          </w:p>
+        </w:tc>
+        <w:tc>
+          <w:tcPr>
+            <w:tcW w:w="3402" w:type="dxa"/>
+            <w:vAlign w:val="center"/>
+          </w:tcPr>
+          <w:p>
+            <w:pPr>
+              <w:pStyle w:val="TexteTableau"/>
+              <w:keepNext/>
+              <w:keepLines/>
+              <w:rPr>
+                <w:rFonts w:ascii="Century Gothic" w:hAnsi="Century Gothic"/>
+              </w:rPr>
+            </w:pPr>
+            <w:r>
+              <w:rPr>
+                <w:rFonts w:ascii="Century Gothic" w:hAnsi="Century Gothic"/>
+              </w:rPr>
+              <w:t xml:space="preserve"> Elias</w:t>
+            </w:r>
+          </w:p>
+        </w:tc>
+      </w:tr>
+      <w:tr>
+        <w:trPr>
+          <w:cantSplit/>
+          <w:trHeight w:val="567"/>
+          <w:jc w:val="center"/>
+        </w:trPr>
+        <w:tc>
+          <w:tcPr>
+            <w:tcW w:w="3119" w:type="dxa"/>
+            <w:vAlign w:val="center"/>
+          </w:tcPr>
+          <w:p>
+            <w:pPr>
+              <w:pStyle w:val="TexteTableau"/>
+              <w:keepNext/>
+              <w:keepLines/>
+              <w:rPr>
+                <w:rFonts w:ascii="Century Gothic" w:hAnsi="Century Gothic"/>
+              </w:rPr>
+            </w:pPr>
+            <w:r>
+              <w:rPr>
+                <w:rFonts w:ascii="Century Gothic" w:hAnsi="Century Gothic"/>
+              </w:rPr>
+              <w:t>Candidat :</w:t>
+            </w:r>
+          </w:p>
+        </w:tc>
+        <w:tc>
+          <w:tcPr>
+            <w:tcW w:w="3402" w:type="dxa"/>
+            <w:vAlign w:val="center"/>
+          </w:tcPr>
+          <w:p>
+            <w:pPr>
+              <w:pStyle w:val="TexteTableau"/>
+              <w:keepNext/>
+              <w:keepLines/>
+              <w:rPr>
+                <w:rFonts w:ascii="Century Gothic" w:hAnsi="Century Gothic"/>
+              </w:rPr>
+            </w:pPr>
+            <w:r>
+              <w:rPr>
+                <w:rFonts w:ascii="Century Gothic" w:hAnsi="Century Gothic"/>
+              </w:rPr>
+              <w:t xml:space="preserve"> 14.01.2026</w:t>
+            </w:r>
+          </w:p>
+        </w:tc>
+        <w:tc>
+          <w:tcPr>
+            <w:tcW w:w="3402" w:type="dxa"/>
+            <w:vAlign w:val="center"/>
+          </w:tcPr>
+          <w:p>
+            <w:pPr>
+              <w:pStyle w:val="TexteTableau"/>
+              <w:keepNext/>
+              <w:keepLines/>
+              <w:rPr>
+                <w:rFonts w:ascii="Century Gothic" w:hAnsi="Century Gothic"/>
+              </w:rPr>
+            </w:pPr>
+            <w:r>
+              <w:rPr>
+                <w:rFonts w:ascii="Century Gothic" w:hAnsi="Century Gothic"/>
+              </w:rPr>
+              <w:t>Aaron Vichery</w:t>
+            </w:r>
+          </w:p>
+        </w:tc>
+      </w:tr>
+      <w:tr>
+        <w:trPr>
+          <w:cantSplit/>
+          <w:trHeight w:val="567"/>
+          <w:jc w:val="center"/>
+        </w:trPr>
+        <w:tc>
+          <w:tcPr>
+            <w:tcW w:w="3119" w:type="dxa"/>
+            <w:vAlign w:val="center"/>
+          </w:tcPr>
+          <w:p>
+            <w:pPr>
+              <w:pStyle w:val="TexteTableau"/>
+              <w:keepNext/>
+              <w:keepLines/>
+              <w:rPr>
+                <w:rFonts w:ascii="Century Gothic" w:hAnsi="Century Gothic"/>
+              </w:rPr>
+            </w:pPr>
+            <w:r>
+              <w:rPr>
+                <w:rFonts w:ascii="Century Gothic" w:hAnsi="Century Gothic"/>
+              </w:rPr>
+              <w:t>Candidat :</w:t>
+            </w:r>
+          </w:p>
+        </w:tc>
+        <w:tc>
+          <w:tcPr>
+            <w:tcW w:w="3402" w:type="dxa"/>
+            <w:vAlign w:val="center"/>
+          </w:tcPr>
+          <w:p>
+            <w:pPr>
+              <w:pStyle w:val="TexteTableau"/>
+              <w:keepNext/>
+              <w:keepLines/>
+              <w:rPr>
+                <w:rFonts w:ascii="Century Gothic" w:hAnsi="Century Gothic"/>
+              </w:rPr>
+            </w:pPr>
           </w:p>
         </w:tc>
         <w:tc>
@@ -3988,189 +4134,6 @@
                 <w:rFonts w:ascii="Century Gothic" w:hAnsi="Century Gothic"/>
               </w:rPr>
               <w:t>Candidat :</w:t>
-            </w:r>
-          </w:p>
-        </w:tc>
-        <w:tc>
-          <w:tcPr>
-            <w:tcW w:w="3402" w:type="dxa"/>
-            <w:vAlign w:val="center"/>
-          </w:tcPr>
-          <w:p>
-            <w:pPr>
-              <w:pStyle w:val="TexteTableau"/>
-              <w:keepNext/>
-              <w:keepLines/>
-              <w:rPr>
-                <w:rFonts w:ascii="Century Gothic" w:hAnsi="Century Gothic"/>
-              </w:rPr>
-            </w:pPr>
-          </w:p>
-        </w:tc>
-        <w:tc>
-          <w:tcPr>
-            <w:tcW w:w="3402" w:type="dxa"/>
-            <w:vAlign w:val="center"/>
-          </w:tcPr>
-          <w:p>
-            <w:pPr>
-              <w:pStyle w:val="TexteTableau"/>
-              <w:keepNext/>
-              <w:keepLines/>
-              <w:rPr>
-                <w:rFonts w:ascii="Century Gothic" w:hAnsi="Century Gothic"/>
-              </w:rPr>
-            </w:pPr>
-          </w:p>
-        </w:tc>
-      </w:tr>
-      <w:tr>
-        <w:trPr>
-          <w:cantSplit/>
-          <w:trHeight w:val="567"/>
-          <w:jc w:val="center"/>
-        </w:trPr>
-        <w:tc>
-          <w:tcPr>
-            <w:tcW w:w="3119" w:type="dxa"/>
-            <w:vAlign w:val="center"/>
-          </w:tcPr>
-          <w:p>
-            <w:pPr>
-              <w:pStyle w:val="TexteTableau"/>
-              <w:keepNext/>
-              <w:keepLines/>
-              <w:rPr>
-                <w:rFonts w:ascii="Century Gothic" w:hAnsi="Century Gothic"/>
-              </w:rPr>
-            </w:pPr>
-            <w:r>
-              <w:rPr>
-                <w:rFonts w:ascii="Century Gothic" w:hAnsi="Century Gothic"/>
-              </w:rPr>
-              <w:t>Candidat :</w:t>
-            </w:r>
-          </w:p>
-        </w:tc>
-        <w:tc>
-          <w:tcPr>
-            <w:tcW w:w="3402" w:type="dxa"/>
-            <w:vAlign w:val="center"/>
-          </w:tcPr>
-          <w:p>
-            <w:pPr>
-              <w:pStyle w:val="TexteTableau"/>
-              <w:keepNext/>
-              <w:keepLines/>
-              <w:rPr>
-                <w:rFonts w:ascii="Century Gothic" w:hAnsi="Century Gothic"/>
-              </w:rPr>
-            </w:pPr>
-          </w:p>
-        </w:tc>
-        <w:tc>
-          <w:tcPr>
-            <w:tcW w:w="3402" w:type="dxa"/>
-            <w:vAlign w:val="center"/>
-          </w:tcPr>
-          <w:p>
-            <w:pPr>
-              <w:pStyle w:val="TexteTableau"/>
-              <w:keepNext/>
-              <w:keepLines/>
-              <w:rPr>
-                <w:rFonts w:ascii="Century Gothic" w:hAnsi="Century Gothic"/>
-              </w:rPr>
-            </w:pPr>
-          </w:p>
-        </w:tc>
-      </w:tr>
-      <w:tr>
-        <w:trPr>
-          <w:cantSplit/>
-          <w:trHeight w:val="567"/>
-          <w:jc w:val="center"/>
-        </w:trPr>
-        <w:tc>
-          <w:tcPr>
-            <w:tcW w:w="3119" w:type="dxa"/>
-            <w:vAlign w:val="center"/>
-          </w:tcPr>
-          <w:p>
-            <w:pPr>
-              <w:pStyle w:val="TexteTableau"/>
-              <w:keepNext/>
-              <w:keepLines/>
-              <w:rPr>
-                <w:rFonts w:ascii="Century Gothic" w:hAnsi="Century Gothic"/>
-              </w:rPr>
-            </w:pPr>
-            <w:r>
-              <w:rPr>
-                <w:rFonts w:ascii="Century Gothic" w:hAnsi="Century Gothic"/>
-              </w:rPr>
-              <w:t>Candidat :</w:t>
-            </w:r>
-          </w:p>
-        </w:tc>
-        <w:tc>
-          <w:tcPr>
-            <w:tcW w:w="3402" w:type="dxa"/>
-            <w:vAlign w:val="center"/>
-          </w:tcPr>
-          <w:p>
-            <w:pPr>
-              <w:pStyle w:val="TexteTableau"/>
-              <w:keepNext/>
-              <w:keepLines/>
-              <w:rPr>
-                <w:rFonts w:ascii="Century Gothic" w:hAnsi="Century Gothic"/>
-              </w:rPr>
-            </w:pPr>
-          </w:p>
-        </w:tc>
-        <w:tc>
-          <w:tcPr>
-            <w:tcW w:w="3402" w:type="dxa"/>
-            <w:vAlign w:val="center"/>
-          </w:tcPr>
-          <w:p>
-            <w:pPr>
-              <w:pStyle w:val="TexteTableau"/>
-              <w:keepNext/>
-              <w:keepLines/>
-              <w:rPr>
-                <w:rFonts w:ascii="Century Gothic" w:hAnsi="Century Gothic"/>
-              </w:rPr>
-            </w:pPr>
-          </w:p>
-        </w:tc>
-      </w:tr>
-      <w:tr>
-        <w:trPr>
-          <w:cantSplit/>
-          <w:trHeight w:val="567"/>
-          <w:jc w:val="center"/>
-        </w:trPr>
-        <w:tc>
-          <w:tcPr>
-            <w:tcW w:w="3119" w:type="dxa"/>
-            <w:vAlign w:val="center"/>
-          </w:tcPr>
-          <w:p>
-            <w:pPr>
-              <w:pStyle w:val="TexteTableau"/>
-              <w:keepNext/>
-              <w:keepLines/>
-              <w:rPr>
-                <w:rFonts w:ascii="Century Gothic" w:hAnsi="Century Gothic"/>
-              </w:rPr>
-            </w:pPr>
-            <w:r>
-              <w:rPr>
-                <w:rFonts w:ascii="Century Gothic" w:hAnsi="Century Gothic"/>
-              </w:rPr>
-              <w:t>Chef de Projet :</w:t>
             </w:r>
           </w:p>
         </w:tc>
@@ -4957,7 +4920,7 @@
         </mc:Choice>
         <mc:Fallback>
           <w:pict>
-            <v:line w14:anchorId="605B9B51" id="Line 2" o:spid="_x0000_s1026" style="position:absolute;z-index:251657216;visibility:visible;mso-wrap-style:square;mso-width-percent:0;mso-height-percent:0;mso-wrap-distance-left:9pt;mso-wrap-distance-top:0;mso-wrap-distance-right:9pt;mso-wrap-distance-bottom:0;mso-position-horizontal:absolute;mso-position-horizontal-relative:text;mso-position-vertical:absolute;mso-position-vertical-relative:text;mso-width-percent:0;mso-height-percent:0;mso-width-relative:page;mso-height-relative:page" from="-.5pt,-.1pt" to="496.35pt,-.1pt" o:gfxdata="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"/>
+            <v:line w14:anchorId="4EE8C7A1" id="Line 2" o:spid="_x0000_s1026" style="position:absolute;z-index:251657216;visibility:visible;mso-wrap-style:square;mso-width-percent:0;mso-height-percent:0;mso-wrap-distance-left:9pt;mso-wrap-distance-top:0;mso-wrap-distance-right:9pt;mso-wrap-distance-bottom:0;mso-position-horizontal:absolute;mso-position-horizontal-relative:text;mso-position-vertical:absolute;mso-position-vertical-relative:text;mso-width-percent:0;mso-height-percent:0;mso-width-relative:page;mso-height-relative:page" from="-.5pt,-.1pt" to="496.35pt,-.1pt" o:gfxdata="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"/>
           </w:pict>
         </mc:Fallback>
       </mc:AlternateContent>
@@ -5126,7 +5089,7 @@
         <w:snapToGrid w:val="0"/>
         <w:sz w:val="12"/>
       </w:rPr>
-      <w:t>10/02/2026</w:t>
+      <w:t>10/03/2026</w:t>
     </w:r>
     <w:r>
       <w:rPr>
@@ -5175,7 +5138,7 @@
         <w:snapToGrid w:val="0"/>
         <w:sz w:val="12"/>
       </w:rPr>
-      <w:t>13:51</w:t>
+      <w:t>13:36</w:t>
     </w:r>
     <w:r>
       <w:rPr>
